--- a/docs/forms/L1_Handover_Pack.docx
+++ b/docs/forms/L1_Handover_Pack.docx
@@ -582,7 +582,7 @@
           <w:color w:val="5A6672"/>
           <w:sz w:val="17"/>
         </w:rPr>
-        <w:t xml:space="preserve">  — v0.3</w:t>
+        <w:t xml:space="preserve">  — v0.4</w:t>
       </w:r>
     </w:p>
     <w:p>
@@ -1334,7 +1334,7 @@
         <w:color w:val="5A6672"/>
         <w:sz w:val="16"/>
       </w:rPr>
-      <w:t>Handbook v0.3  ·  L-1  ·  Record the handbook version in your closure report</w:t>
+      <w:t>Handbook v0.4  ·  L-1  ·  Record the handbook version in your closure report</w:t>
     </w:r>
   </w:p>
 </w:ftr>
